--- a/docs/SmartTrap_v1.0_Field_Guide.docx
+++ b/docs/SmartTrap_v1.0_Field_Guide.docx
@@ -204,12 +204,6 @@
         <w:gridCol w:w="2952"/>
       </w:tblGrid>
       <w:tr>
-        <w:tblPrEx>
-          <w:tblCellMar>
-            <w:top w:w="0" w:type="dxa"/>
-            <w:bottom w:w="0" w:type="dxa"/>
-          </w:tblCellMar>
-        </w:tblPrEx>
         <w:trPr>
           <w:tblHeader/>
         </w:trPr>
@@ -278,12 +272,6 @@
         </w:tc>
       </w:tr>
       <w:tr>
-        <w:tblPrEx>
-          <w:tblCellMar>
-            <w:top w:w="0" w:type="dxa"/>
-            <w:bottom w:w="0" w:type="dxa"/>
-          </w:tblCellMar>
-        </w:tblPrEx>
         <w:tc>
           <w:tcPr>
             <w:tcW w:w="3500" w:type="dxa"/>
@@ -339,12 +327,6 @@
         </w:tc>
       </w:tr>
       <w:tr>
-        <w:tblPrEx>
-          <w:tblCellMar>
-            <w:top w:w="0" w:type="dxa"/>
-            <w:bottom w:w="0" w:type="dxa"/>
-          </w:tblCellMar>
-        </w:tblPrEx>
         <w:tc>
           <w:tcPr>
             <w:tcW w:w="3500" w:type="dxa"/>
@@ -601,12 +583,6 @@
         <w:gridCol w:w="6240"/>
       </w:tblGrid>
       <w:tr>
-        <w:tblPrEx>
-          <w:tblCellMar>
-            <w:top w:w="0" w:type="dxa"/>
-            <w:bottom w:w="0" w:type="dxa"/>
-          </w:tblCellMar>
-        </w:tblPrEx>
         <w:trPr>
           <w:tblHeader/>
         </w:trPr>
@@ -654,12 +630,6 @@
         </w:tc>
       </w:tr>
       <w:tr>
-        <w:tblPrEx>
-          <w:tblCellMar>
-            <w:top w:w="0" w:type="dxa"/>
-            <w:bottom w:w="0" w:type="dxa"/>
-          </w:tblCellMar>
-        </w:tblPrEx>
         <w:tc>
           <w:tcPr>
             <w:tcW w:w="2800" w:type="dxa"/>
@@ -721,12 +691,6 @@
         </w:tc>
       </w:tr>
       <w:tr>
-        <w:tblPrEx>
-          <w:tblCellMar>
-            <w:top w:w="0" w:type="dxa"/>
-            <w:bottom w:w="0" w:type="dxa"/>
-          </w:tblCellMar>
-        </w:tblPrEx>
         <w:tc>
           <w:tcPr>
             <w:tcW w:w="2800" w:type="dxa"/>
@@ -773,12 +737,6 @@
         </w:tc>
       </w:tr>
       <w:tr>
-        <w:tblPrEx>
-          <w:tblCellMar>
-            <w:top w:w="0" w:type="dxa"/>
-            <w:bottom w:w="0" w:type="dxa"/>
-          </w:tblCellMar>
-        </w:tblPrEx>
         <w:tc>
           <w:tcPr>
             <w:tcW w:w="2800" w:type="dxa"/>
@@ -1301,12 +1259,6 @@
         <w:gridCol w:w="6113"/>
       </w:tblGrid>
       <w:tr>
-        <w:tblPrEx>
-          <w:tblCellMar>
-            <w:top w:w="0" w:type="dxa"/>
-            <w:bottom w:w="0" w:type="dxa"/>
-          </w:tblCellMar>
-        </w:tblPrEx>
         <w:trPr>
           <w:tblHeader/>
         </w:trPr>
@@ -1354,12 +1306,6 @@
         </w:tc>
       </w:tr>
       <w:tr>
-        <w:tblPrEx>
-          <w:tblCellMar>
-            <w:top w:w="0" w:type="dxa"/>
-            <w:bottom w:w="0" w:type="dxa"/>
-          </w:tblCellMar>
-        </w:tblPrEx>
         <w:tc>
           <w:tcPr>
             <w:tcW w:w="3000" w:type="dxa"/>
@@ -1394,12 +1340,6 @@
         </w:tc>
       </w:tr>
       <w:tr>
-        <w:tblPrEx>
-          <w:tblCellMar>
-            <w:top w:w="0" w:type="dxa"/>
-            <w:bottom w:w="0" w:type="dxa"/>
-          </w:tblCellMar>
-        </w:tblPrEx>
         <w:tc>
           <w:tcPr>
             <w:tcW w:w="3000" w:type="dxa"/>
@@ -1434,12 +1374,6 @@
         </w:tc>
       </w:tr>
       <w:tr>
-        <w:tblPrEx>
-          <w:tblCellMar>
-            <w:top w:w="0" w:type="dxa"/>
-            <w:bottom w:w="0" w:type="dxa"/>
-          </w:tblCellMar>
-        </w:tblPrEx>
         <w:tc>
           <w:tcPr>
             <w:tcW w:w="3000" w:type="dxa"/>
@@ -1474,12 +1408,6 @@
         </w:tc>
       </w:tr>
       <w:tr>
-        <w:tblPrEx>
-          <w:tblCellMar>
-            <w:top w:w="0" w:type="dxa"/>
-            <w:bottom w:w="0" w:type="dxa"/>
-          </w:tblCellMar>
-        </w:tblPrEx>
         <w:tc>
           <w:tcPr>
             <w:tcW w:w="3000" w:type="dxa"/>
